--- a/Doc/控制板通信协议文档.docx
+++ b/Doc/控制板通信协议文档.docx
@@ -395,6 +395,15 @@
                 <w:lang w:val="en-US" w:eastAsia="zh-CN"/>
               </w:rPr>
             </w:pPr>
+            <w:r>
+              <w:rPr>
+                <w:rFonts w:hint="eastAsia"/>
+                <w:color w:val="000000"/>
+                <w:vertAlign w:val="baseline"/>
+                <w:lang w:val="en-US" w:eastAsia="zh-CN"/>
+              </w:rPr>
+              <w:t>V 1.0.1</w:t>
+            </w:r>
           </w:p>
         </w:tc>
         <w:tc>
@@ -418,6 +427,15 @@
                 <w:lang w:val="en-US" w:eastAsia="zh-CN"/>
               </w:rPr>
             </w:pPr>
+            <w:r>
+              <w:rPr>
+                <w:rFonts w:hint="eastAsia"/>
+                <w:color w:val="000000"/>
+                <w:vertAlign w:val="baseline"/>
+                <w:lang w:val="en-US" w:eastAsia="zh-CN"/>
+              </w:rPr>
+              <w:t>2023.08.15</w:t>
+            </w:r>
           </w:p>
         </w:tc>
         <w:tc>
@@ -441,6 +459,15 @@
                 <w:lang w:val="en-US" w:eastAsia="zh-CN"/>
               </w:rPr>
             </w:pPr>
+            <w:r>
+              <w:rPr>
+                <w:rFonts w:hint="eastAsia"/>
+                <w:color w:val="000000"/>
+                <w:vertAlign w:val="baseline"/>
+                <w:lang w:val="en-US" w:eastAsia="zh-CN"/>
+              </w:rPr>
+              <w:t>解江灿</w:t>
+            </w:r>
           </w:p>
         </w:tc>
         <w:tc>
@@ -464,6 +491,15 @@
                 <w:lang w:val="en-US" w:eastAsia="zh-CN"/>
               </w:rPr>
             </w:pPr>
+            <w:r>
+              <w:rPr>
+                <w:rFonts w:hint="eastAsia"/>
+                <w:color w:val="000000"/>
+                <w:vertAlign w:val="baseline"/>
+                <w:lang w:val="en-US" w:eastAsia="zh-CN"/>
+              </w:rPr>
+              <w:t>协议增加</w:t>
+            </w:r>
           </w:p>
         </w:tc>
       </w:tr>
@@ -3802,7 +3838,7 @@
           </w:tblCellMar>
         </w:tblPrEx>
         <w:trPr>
-          <w:trHeight w:val="319" w:hRule="atLeast"/>
+          <w:trHeight w:val="90" w:hRule="atLeast"/>
           <w:jc w:val="center"/>
         </w:trPr>
         <w:tc>
@@ -3954,6 +3990,436 @@
                 <w:lang w:val="en-US" w:eastAsia="zh-CN"/>
               </w:rPr>
               <w:t>ErrorCode</w:t>
+            </w:r>
+          </w:p>
+        </w:tc>
+        <w:tc>
+          <w:tcPr>
+            <w:tcW w:w="811" w:type="dxa"/>
+            <w:tcBorders>
+              <w:top w:val="single" w:color="FCFCFC" w:sz="4" w:space="0"/>
+              <w:left w:val="single" w:color="FCFCFC" w:sz="4" w:space="0"/>
+              <w:bottom w:val="single" w:color="FCFCFC" w:sz="4" w:space="0"/>
+              <w:right w:val="single" w:color="FCFCFC" w:sz="4" w:space="0"/>
+            </w:tcBorders>
+            <w:shd w:val="clear" w:color="auto" w:fill="F0F0F0"/>
+          </w:tcPr>
+          <w:p>
+            <w:pPr>
+              <w:jc w:val="center"/>
+              <w:rPr>
+                <w:rFonts w:hint="default"/>
+                <w:color w:val="000000"/>
+                <w:vertAlign w:val="baseline"/>
+                <w:lang w:val="en-US" w:eastAsia="zh-CN"/>
+              </w:rPr>
+            </w:pPr>
+            <w:r>
+              <w:rPr>
+                <w:rFonts w:hint="eastAsia"/>
+                <w:color w:val="000000"/>
+                <w:vertAlign w:val="baseline"/>
+                <w:lang w:val="en-US" w:eastAsia="zh-CN"/>
+              </w:rPr>
+              <w:t>1000</w:t>
+            </w:r>
+          </w:p>
+        </w:tc>
+      </w:tr>
+      <w:tr>
+        <w:tblPrEx>
+          <w:tblBorders>
+            <w:top w:val="single" w:color="auto" w:sz="4" w:space="0"/>
+            <w:left w:val="single" w:color="auto" w:sz="4" w:space="0"/>
+            <w:bottom w:val="single" w:color="auto" w:sz="4" w:space="0"/>
+            <w:right w:val="single" w:color="auto" w:sz="4" w:space="0"/>
+            <w:insideH w:val="single" w:color="auto" w:sz="4" w:space="0"/>
+            <w:insideV w:val="single" w:color="auto" w:sz="4" w:space="0"/>
+          </w:tblBorders>
+          <w:tblCellMar>
+            <w:top w:w="0" w:type="dxa"/>
+            <w:left w:w="108" w:type="dxa"/>
+            <w:bottom w:w="0" w:type="dxa"/>
+            <w:right w:w="108" w:type="dxa"/>
+          </w:tblCellMar>
+        </w:tblPrEx>
+        <w:trPr>
+          <w:trHeight w:val="90" w:hRule="atLeast"/>
+          <w:jc w:val="center"/>
+        </w:trPr>
+        <w:tc>
+          <w:tcPr>
+            <w:tcW w:w="1371" w:type="dxa"/>
+            <w:tcBorders>
+              <w:top w:val="single" w:color="FCFCFC" w:sz="4" w:space="0"/>
+              <w:left w:val="single" w:color="FCFCFC" w:sz="4" w:space="0"/>
+              <w:bottom w:val="single" w:color="FCFCFC" w:sz="4" w:space="0"/>
+              <w:right w:val="single" w:color="FCFCFC" w:sz="4" w:space="0"/>
+            </w:tcBorders>
+            <w:shd w:val="clear" w:color="auto" w:fill="F0F0F0"/>
+            <w:vAlign w:val="top"/>
+          </w:tcPr>
+          <w:p>
+            <w:pPr>
+              <w:jc w:val="center"/>
+              <w:rPr>
+                <w:rFonts w:hint="default"/>
+                <w:color w:val="000000"/>
+                <w:vertAlign w:val="baseline"/>
+                <w:lang w:val="en-US" w:eastAsia="zh-CN"/>
+              </w:rPr>
+            </w:pPr>
+            <w:r>
+              <w:rPr>
+                <w:rFonts w:hint="eastAsia"/>
+                <w:color w:val="000000"/>
+                <w:vertAlign w:val="baseline"/>
+                <w:lang w:val="en-US" w:eastAsia="zh-CN"/>
+              </w:rPr>
+              <w:t>T_GetVAC</w:t>
+            </w:r>
+          </w:p>
+        </w:tc>
+        <w:tc>
+          <w:tcPr>
+            <w:tcW w:w="2420" w:type="dxa"/>
+            <w:tcBorders>
+              <w:top w:val="single" w:color="FCFCFC" w:sz="4" w:space="0"/>
+              <w:left w:val="single" w:color="FCFCFC" w:sz="4" w:space="0"/>
+              <w:bottom w:val="single" w:color="FCFCFC" w:sz="4" w:space="0"/>
+              <w:right w:val="single" w:color="FCFCFC" w:sz="4" w:space="0"/>
+            </w:tcBorders>
+            <w:shd w:val="clear" w:color="auto" w:fill="F0F0F0"/>
+            <w:vAlign w:val="top"/>
+          </w:tcPr>
+          <w:p>
+            <w:pPr>
+              <w:jc w:val="center"/>
+              <w:rPr>
+                <w:rFonts w:hint="default"/>
+                <w:color w:val="000000"/>
+                <w:vertAlign w:val="baseline"/>
+                <w:lang w:val="en-US" w:eastAsia="zh-CN"/>
+              </w:rPr>
+            </w:pPr>
+            <w:r>
+              <w:rPr>
+                <w:rFonts w:hint="eastAsia"/>
+                <w:color w:val="000000"/>
+                <w:vertAlign w:val="baseline"/>
+                <w:lang w:val="en-US" w:eastAsia="zh-CN"/>
+              </w:rPr>
+              <w:t>获取真空值</w:t>
+            </w:r>
+          </w:p>
+        </w:tc>
+        <w:tc>
+          <w:tcPr>
+            <w:tcW w:w="2196" w:type="dxa"/>
+            <w:tcBorders>
+              <w:top w:val="single" w:color="FCFCFC" w:sz="4" w:space="0"/>
+              <w:left w:val="single" w:color="FCFCFC" w:sz="4" w:space="0"/>
+              <w:bottom w:val="single" w:color="FCFCFC" w:sz="4" w:space="0"/>
+              <w:right w:val="single" w:color="FCFCFC" w:sz="4" w:space="0"/>
+            </w:tcBorders>
+            <w:shd w:val="clear" w:color="auto" w:fill="F0F0F0"/>
+            <w:vAlign w:val="top"/>
+          </w:tcPr>
+          <w:p>
+            <w:pPr>
+              <w:jc w:val="center"/>
+              <w:rPr>
+                <w:rFonts w:hint="eastAsia"/>
+                <w:color w:val="000000"/>
+                <w:vertAlign w:val="baseline"/>
+                <w:lang w:val="en-US" w:eastAsia="zh-CN"/>
+              </w:rPr>
+            </w:pPr>
+            <w:r>
+              <w:rPr>
+                <w:rFonts w:hint="eastAsia"/>
+                <w:color w:val="000000"/>
+                <w:vertAlign w:val="baseline"/>
+                <w:lang w:val="en-US" w:eastAsia="zh-CN"/>
+              </w:rPr>
+              <w:t>U8</w:t>
+            </w:r>
+          </w:p>
+          <w:p>
+            <w:pPr>
+              <w:jc w:val="center"/>
+              <w:rPr>
+                <w:rFonts w:hint="default"/>
+                <w:color w:val="000000"/>
+                <w:vertAlign w:val="baseline"/>
+                <w:lang w:val="en-US" w:eastAsia="zh-CN"/>
+              </w:rPr>
+            </w:pPr>
+            <w:r>
+              <w:rPr>
+                <w:rFonts w:hint="eastAsia"/>
+                <w:color w:val="000000"/>
+                <w:vertAlign w:val="baseline"/>
+                <w:lang w:val="en-US" w:eastAsia="zh-CN"/>
+              </w:rPr>
+              <w:t>（取值1~4，表示CHx）</w:t>
+            </w:r>
+          </w:p>
+        </w:tc>
+        <w:tc>
+          <w:tcPr>
+            <w:tcW w:w="1768" w:type="dxa"/>
+            <w:tcBorders>
+              <w:top w:val="single" w:color="FCFCFC" w:sz="4" w:space="0"/>
+              <w:left w:val="single" w:color="FCFCFC" w:sz="4" w:space="0"/>
+              <w:bottom w:val="single" w:color="FCFCFC" w:sz="4" w:space="0"/>
+              <w:right w:val="single" w:color="FCFCFC" w:sz="4" w:space="0"/>
+            </w:tcBorders>
+            <w:shd w:val="clear" w:color="auto" w:fill="F0F0F0"/>
+          </w:tcPr>
+          <w:p>
+            <w:pPr>
+              <w:jc w:val="center"/>
+              <w:rPr>
+                <w:rFonts w:hint="default"/>
+                <w:color w:val="000000"/>
+                <w:vertAlign w:val="baseline"/>
+                <w:lang w:val="en-US" w:eastAsia="zh-CN"/>
+              </w:rPr>
+            </w:pPr>
+            <w:r>
+              <w:rPr>
+                <w:rFonts w:hint="eastAsia"/>
+                <w:color w:val="000000"/>
+                <w:vertAlign w:val="baseline"/>
+                <w:lang w:val="en-US" w:eastAsia="zh-CN"/>
+              </w:rPr>
+              <w:t>Vac value string</w:t>
+            </w:r>
+          </w:p>
+        </w:tc>
+        <w:tc>
+          <w:tcPr>
+            <w:tcW w:w="811" w:type="dxa"/>
+            <w:tcBorders>
+              <w:top w:val="single" w:color="FCFCFC" w:sz="4" w:space="0"/>
+              <w:left w:val="single" w:color="FCFCFC" w:sz="4" w:space="0"/>
+              <w:bottom w:val="single" w:color="FCFCFC" w:sz="4" w:space="0"/>
+              <w:right w:val="single" w:color="FCFCFC" w:sz="4" w:space="0"/>
+            </w:tcBorders>
+            <w:shd w:val="clear" w:color="auto" w:fill="F0F0F0"/>
+          </w:tcPr>
+          <w:p>
+            <w:pPr>
+              <w:jc w:val="center"/>
+              <w:rPr>
+                <w:rFonts w:hint="default"/>
+                <w:color w:val="000000"/>
+                <w:vertAlign w:val="baseline"/>
+                <w:lang w:val="en-US" w:eastAsia="zh-CN"/>
+              </w:rPr>
+            </w:pPr>
+            <w:r>
+              <w:rPr>
+                <w:rFonts w:hint="eastAsia"/>
+                <w:color w:val="000000"/>
+                <w:vertAlign w:val="baseline"/>
+                <w:lang w:val="en-US" w:eastAsia="zh-CN"/>
+              </w:rPr>
+              <w:t>1000</w:t>
+            </w:r>
+          </w:p>
+        </w:tc>
+      </w:tr>
+      <w:tr>
+        <w:tblPrEx>
+          <w:tblBorders>
+            <w:top w:val="single" w:color="auto" w:sz="4" w:space="0"/>
+            <w:left w:val="single" w:color="auto" w:sz="4" w:space="0"/>
+            <w:bottom w:val="single" w:color="auto" w:sz="4" w:space="0"/>
+            <w:right w:val="single" w:color="auto" w:sz="4" w:space="0"/>
+            <w:insideH w:val="single" w:color="auto" w:sz="4" w:space="0"/>
+            <w:insideV w:val="single" w:color="auto" w:sz="4" w:space="0"/>
+          </w:tblBorders>
+          <w:tblCellMar>
+            <w:top w:w="0" w:type="dxa"/>
+            <w:left w:w="108" w:type="dxa"/>
+            <w:bottom w:w="0" w:type="dxa"/>
+            <w:right w:w="108" w:type="dxa"/>
+          </w:tblCellMar>
+        </w:tblPrEx>
+        <w:trPr>
+          <w:trHeight w:val="90" w:hRule="atLeast"/>
+          <w:jc w:val="center"/>
+        </w:trPr>
+        <w:tc>
+          <w:tcPr>
+            <w:tcW w:w="1371" w:type="dxa"/>
+            <w:tcBorders>
+              <w:top w:val="single" w:color="FCFCFC" w:sz="4" w:space="0"/>
+              <w:left w:val="single" w:color="FCFCFC" w:sz="4" w:space="0"/>
+              <w:bottom w:val="single" w:color="FCFCFC" w:sz="4" w:space="0"/>
+              <w:right w:val="single" w:color="FCFCFC" w:sz="4" w:space="0"/>
+            </w:tcBorders>
+            <w:shd w:val="clear" w:color="auto" w:fill="F0F0F0"/>
+            <w:vAlign w:val="top"/>
+          </w:tcPr>
+          <w:p>
+            <w:pPr>
+              <w:jc w:val="center"/>
+              <w:rPr>
+                <w:rFonts w:hint="default"/>
+                <w:color w:val="000000"/>
+                <w:vertAlign w:val="baseline"/>
+                <w:lang w:val="en-US" w:eastAsia="zh-CN"/>
+              </w:rPr>
+            </w:pPr>
+            <w:r>
+              <w:rPr>
+                <w:rFonts w:hint="eastAsia"/>
+                <w:color w:val="000000"/>
+                <w:vertAlign w:val="baseline"/>
+                <w:lang w:val="en-US" w:eastAsia="zh-CN"/>
+              </w:rPr>
+              <w:t>T_SetTemp</w:t>
+            </w:r>
+          </w:p>
+        </w:tc>
+        <w:tc>
+          <w:tcPr>
+            <w:tcW w:w="2420" w:type="dxa"/>
+            <w:tcBorders>
+              <w:top w:val="single" w:color="FCFCFC" w:sz="4" w:space="0"/>
+              <w:left w:val="single" w:color="FCFCFC" w:sz="4" w:space="0"/>
+              <w:bottom w:val="single" w:color="FCFCFC" w:sz="4" w:space="0"/>
+              <w:right w:val="single" w:color="FCFCFC" w:sz="4" w:space="0"/>
+            </w:tcBorders>
+            <w:shd w:val="clear" w:color="auto" w:fill="F0F0F0"/>
+            <w:vAlign w:val="top"/>
+          </w:tcPr>
+          <w:p>
+            <w:pPr>
+              <w:jc w:val="center"/>
+              <w:rPr>
+                <w:rFonts w:hint="default"/>
+                <w:color w:val="000000"/>
+                <w:vertAlign w:val="baseline"/>
+                <w:lang w:val="en-US" w:eastAsia="zh-CN"/>
+              </w:rPr>
+            </w:pPr>
+            <w:r>
+              <w:rPr>
+                <w:rFonts w:hint="eastAsia"/>
+                <w:color w:val="000000"/>
+                <w:vertAlign w:val="baseline"/>
+                <w:lang w:val="en-US" w:eastAsia="zh-CN"/>
+              </w:rPr>
+              <w:t>读温度</w:t>
+            </w:r>
+          </w:p>
+        </w:tc>
+        <w:tc>
+          <w:tcPr>
+            <w:tcW w:w="2196" w:type="dxa"/>
+            <w:tcBorders>
+              <w:top w:val="single" w:color="FCFCFC" w:sz="4" w:space="0"/>
+              <w:left w:val="single" w:color="FCFCFC" w:sz="4" w:space="0"/>
+              <w:bottom w:val="single" w:color="FCFCFC" w:sz="4" w:space="0"/>
+              <w:right w:val="single" w:color="FCFCFC" w:sz="4" w:space="0"/>
+            </w:tcBorders>
+            <w:shd w:val="clear" w:color="auto" w:fill="F0F0F0"/>
+            <w:vAlign w:val="top"/>
+          </w:tcPr>
+          <w:p>
+            <w:pPr>
+              <w:jc w:val="center"/>
+              <w:rPr>
+                <w:rFonts w:hint="eastAsia"/>
+                <w:color w:val="000000"/>
+                <w:vertAlign w:val="baseline"/>
+                <w:lang w:val="en-US" w:eastAsia="zh-CN"/>
+              </w:rPr>
+            </w:pPr>
+            <w:r>
+              <w:rPr>
+                <w:rFonts w:hint="eastAsia"/>
+                <w:color w:val="000000"/>
+                <w:vertAlign w:val="baseline"/>
+                <w:lang w:val="en-US" w:eastAsia="zh-CN"/>
+              </w:rPr>
+              <w:t>U8</w:t>
+            </w:r>
+          </w:p>
+          <w:p>
+            <w:pPr>
+              <w:jc w:val="center"/>
+              <w:rPr>
+                <w:rFonts w:hint="default"/>
+                <w:color w:val="000000"/>
+                <w:vertAlign w:val="baseline"/>
+                <w:lang w:val="en-US" w:eastAsia="zh-CN"/>
+              </w:rPr>
+            </w:pPr>
+            <w:r>
+              <w:rPr>
+                <w:rFonts w:hint="eastAsia"/>
+                <w:color w:val="000000"/>
+                <w:vertAlign w:val="baseline"/>
+                <w:lang w:val="en-US" w:eastAsia="zh-CN"/>
+              </w:rPr>
+              <w:t>（取值范围1~2，表示TEMPx）</w:t>
+            </w:r>
+          </w:p>
+        </w:tc>
+        <w:tc>
+          <w:tcPr>
+            <w:tcW w:w="1768" w:type="dxa"/>
+            <w:tcBorders>
+              <w:top w:val="single" w:color="FCFCFC" w:sz="4" w:space="0"/>
+              <w:left w:val="single" w:color="FCFCFC" w:sz="4" w:space="0"/>
+              <w:bottom w:val="single" w:color="FCFCFC" w:sz="4" w:space="0"/>
+              <w:right w:val="single" w:color="FCFCFC" w:sz="4" w:space="0"/>
+            </w:tcBorders>
+            <w:shd w:val="clear" w:color="auto" w:fill="F0F0F0"/>
+          </w:tcPr>
+          <w:p>
+            <w:pPr>
+              <w:jc w:val="center"/>
+              <w:rPr>
+                <w:rFonts w:hint="eastAsia"/>
+                <w:color w:val="000000"/>
+                <w:vertAlign w:val="baseline"/>
+                <w:lang w:val="en-US" w:eastAsia="zh-CN"/>
+              </w:rPr>
+            </w:pPr>
+            <w:r>
+              <w:rPr>
+                <w:rFonts w:hint="eastAsia"/>
+                <w:color w:val="000000"/>
+                <w:vertAlign w:val="baseline"/>
+                <w:lang w:val="en-US" w:eastAsia="zh-CN"/>
+              </w:rPr>
+              <w:t>U8</w:t>
+            </w:r>
+          </w:p>
+          <w:p>
+            <w:pPr>
+              <w:jc w:val="center"/>
+              <w:rPr>
+                <w:rFonts w:hint="default"/>
+                <w:color w:val="000000"/>
+                <w:vertAlign w:val="baseline"/>
+                <w:lang w:val="en-US" w:eastAsia="zh-CN"/>
+              </w:rPr>
+            </w:pPr>
+            <w:r>
+              <w:rPr>
+                <w:rFonts w:hint="eastAsia"/>
+                <w:color w:val="000000"/>
+                <w:vertAlign w:val="baseline"/>
+                <w:lang w:val="en-US" w:eastAsia="zh-CN"/>
+              </w:rPr>
+              <w:t>单位：0.1℃</w:t>
             </w:r>
           </w:p>
         </w:tc>
@@ -4937,14 +5403,6 @@
       </w:tr>
       <w:tr>
         <w:tblPrEx>
-          <w:tblBorders>
-            <w:top w:val="single" w:color="auto" w:sz="4" w:space="0"/>
-            <w:left w:val="single" w:color="auto" w:sz="4" w:space="0"/>
-            <w:bottom w:val="single" w:color="auto" w:sz="4" w:space="0"/>
-            <w:right w:val="single" w:color="auto" w:sz="4" w:space="0"/>
-            <w:insideH w:val="single" w:color="auto" w:sz="4" w:space="0"/>
-            <w:insideV w:val="single" w:color="auto" w:sz="4" w:space="0"/>
-          </w:tblBorders>
           <w:tblCellMar>
             <w:top w:w="0" w:type="dxa"/>
             <w:left w:w="108" w:type="dxa"/>
@@ -5881,6 +6339,482 @@
           <w:tcPr>
             <w:tcW w:w="1371" w:type="dxa"/>
             <w:tcBorders>
+              <w:top w:val="single" w:color="FCFCFC" w:sz="4" w:space="0"/>
+              <w:left w:val="single" w:color="FCFCFC" w:sz="4" w:space="0"/>
+              <w:bottom w:val="single" w:color="DBD792" w:sz="4" w:space="0"/>
+              <w:right w:val="single" w:color="FCFCFC" w:sz="4" w:space="0"/>
+            </w:tcBorders>
+            <w:shd w:val="clear" w:color="auto" w:fill="F0F0F0"/>
+            <w:vAlign w:val="center"/>
+          </w:tcPr>
+          <w:p>
+            <w:pPr>
+              <w:jc w:val="center"/>
+              <w:rPr>
+                <w:rFonts w:hint="default"/>
+                <w:color w:val="000000"/>
+                <w:vertAlign w:val="baseline"/>
+                <w:lang w:val="en-US" w:eastAsia="zh-CN"/>
+              </w:rPr>
+            </w:pPr>
+            <w:r>
+              <w:rPr>
+                <w:rFonts w:hint="eastAsia"/>
+                <w:color w:val="000000"/>
+                <w:vertAlign w:val="baseline"/>
+                <w:lang w:val="en-US" w:eastAsia="zh-CN"/>
+              </w:rPr>
+              <w:t>T_SetDAC</w:t>
+            </w:r>
+          </w:p>
+        </w:tc>
+        <w:tc>
+          <w:tcPr>
+            <w:tcW w:w="2420" w:type="dxa"/>
+            <w:tcBorders>
+              <w:top w:val="single" w:color="FCFCFC" w:sz="4" w:space="0"/>
+              <w:left w:val="single" w:color="FCFCFC" w:sz="4" w:space="0"/>
+              <w:bottom w:val="single" w:color="DBD792" w:sz="4" w:space="0"/>
+              <w:right w:val="single" w:color="FCFCFC" w:sz="4" w:space="0"/>
+            </w:tcBorders>
+            <w:shd w:val="clear" w:color="auto" w:fill="F0F0F0"/>
+            <w:vAlign w:val="center"/>
+          </w:tcPr>
+          <w:p>
+            <w:pPr>
+              <w:jc w:val="center"/>
+              <w:rPr>
+                <w:rFonts w:hint="default"/>
+                <w:color w:val="000000"/>
+                <w:vertAlign w:val="baseline"/>
+                <w:lang w:val="en-US" w:eastAsia="zh-CN"/>
+              </w:rPr>
+            </w:pPr>
+            <w:r>
+              <w:rPr>
+                <w:rFonts w:hint="eastAsia"/>
+                <w:color w:val="000000"/>
+                <w:vertAlign w:val="baseline"/>
+                <w:lang w:val="en-US" w:eastAsia="zh-CN"/>
+              </w:rPr>
+              <w:t>设置DAC输出</w:t>
+            </w:r>
+          </w:p>
+        </w:tc>
+        <w:tc>
+          <w:tcPr>
+            <w:tcW w:w="2196" w:type="dxa"/>
+            <w:tcBorders>
+              <w:top w:val="single" w:color="FCFCFC" w:sz="4" w:space="0"/>
+              <w:left w:val="single" w:color="FCFCFC" w:sz="4" w:space="0"/>
+              <w:bottom w:val="single" w:color="DBD792" w:sz="4" w:space="0"/>
+              <w:right w:val="single" w:color="FCFCFC" w:sz="4" w:space="0"/>
+            </w:tcBorders>
+            <w:shd w:val="clear" w:color="auto" w:fill="F0F0F0"/>
+            <w:vAlign w:val="top"/>
+          </w:tcPr>
+          <w:p>
+            <w:pPr>
+              <w:jc w:val="center"/>
+              <w:rPr>
+                <w:rFonts w:hint="eastAsia"/>
+                <w:color w:val="000000"/>
+                <w:vertAlign w:val="baseline"/>
+                <w:lang w:val="en-US" w:eastAsia="zh-CN"/>
+              </w:rPr>
+            </w:pPr>
+            <w:r>
+              <w:rPr>
+                <w:rFonts w:hint="eastAsia"/>
+                <w:color w:val="000000"/>
+                <w:vertAlign w:val="baseline"/>
+                <w:lang w:val="en-US" w:eastAsia="zh-CN"/>
+              </w:rPr>
+              <w:t>U8，U8</w:t>
+            </w:r>
+          </w:p>
+          <w:p>
+            <w:pPr>
+              <w:jc w:val="center"/>
+              <w:rPr>
+                <w:rFonts w:hint="default"/>
+                <w:color w:val="000000"/>
+                <w:vertAlign w:val="baseline"/>
+                <w:lang w:val="en-US" w:eastAsia="zh-CN"/>
+              </w:rPr>
+            </w:pPr>
+            <w:r>
+              <w:rPr>
+                <w:rFonts w:hint="eastAsia"/>
+                <w:color w:val="000000"/>
+                <w:vertAlign w:val="baseline"/>
+                <w:lang w:val="en-US" w:eastAsia="zh-CN"/>
+              </w:rPr>
+              <w:t>（输出通道A、B、C、D；输出电压0~1024）</w:t>
+            </w:r>
+          </w:p>
+        </w:tc>
+        <w:tc>
+          <w:tcPr>
+            <w:tcW w:w="1768" w:type="dxa"/>
+            <w:tcBorders>
+              <w:top w:val="single" w:color="FCFCFC" w:sz="4" w:space="0"/>
+              <w:left w:val="single" w:color="FCFCFC" w:sz="4" w:space="0"/>
+              <w:bottom w:val="single" w:color="DBD792" w:sz="4" w:space="0"/>
+              <w:right w:val="single" w:color="FCFCFC" w:sz="4" w:space="0"/>
+            </w:tcBorders>
+            <w:shd w:val="clear" w:color="auto" w:fill="F0F0F0"/>
+          </w:tcPr>
+          <w:p>
+            <w:pPr>
+              <w:jc w:val="center"/>
+              <w:rPr>
+                <w:rFonts w:hint="default"/>
+                <w:color w:val="000000"/>
+                <w:vertAlign w:val="baseline"/>
+                <w:lang w:val="en-US" w:eastAsia="zh-CN"/>
+              </w:rPr>
+            </w:pPr>
+            <w:r>
+              <w:rPr>
+                <w:rFonts w:hint="eastAsia"/>
+                <w:color w:val="000000"/>
+                <w:vertAlign w:val="baseline"/>
+                <w:lang w:val="en-US" w:eastAsia="zh-CN"/>
+              </w:rPr>
+              <w:t>ErrorCode</w:t>
+            </w:r>
+          </w:p>
+        </w:tc>
+        <w:tc>
+          <w:tcPr>
+            <w:tcW w:w="811" w:type="dxa"/>
+            <w:tcBorders>
+              <w:top w:val="single" w:color="FCFCFC" w:sz="4" w:space="0"/>
+              <w:left w:val="single" w:color="FCFCFC" w:sz="4" w:space="0"/>
+              <w:bottom w:val="single" w:color="DBD792" w:sz="4" w:space="0"/>
+              <w:right w:val="single" w:color="FCFCFC" w:sz="4" w:space="0"/>
+            </w:tcBorders>
+            <w:shd w:val="clear" w:color="auto" w:fill="F0F0F0"/>
+          </w:tcPr>
+          <w:p>
+            <w:pPr>
+              <w:jc w:val="center"/>
+              <w:rPr>
+                <w:rFonts w:hint="default"/>
+                <w:color w:val="000000"/>
+                <w:vertAlign w:val="baseline"/>
+                <w:lang w:val="en-US" w:eastAsia="zh-CN"/>
+              </w:rPr>
+            </w:pPr>
+            <w:r>
+              <w:rPr>
+                <w:rFonts w:hint="eastAsia"/>
+                <w:color w:val="000000"/>
+                <w:vertAlign w:val="baseline"/>
+                <w:lang w:val="en-US" w:eastAsia="zh-CN"/>
+              </w:rPr>
+              <w:t>1000</w:t>
+            </w:r>
+            <w:bookmarkStart w:id="3" w:name="_GoBack"/>
+            <w:bookmarkEnd w:id="3"/>
+          </w:p>
+        </w:tc>
+      </w:tr>
+      <w:tr>
+        <w:tblPrEx>
+          <w:tblBorders>
+            <w:top w:val="single" w:color="auto" w:sz="4" w:space="0"/>
+            <w:left w:val="single" w:color="auto" w:sz="4" w:space="0"/>
+            <w:bottom w:val="single" w:color="auto" w:sz="4" w:space="0"/>
+            <w:right w:val="single" w:color="auto" w:sz="4" w:space="0"/>
+            <w:insideH w:val="single" w:color="auto" w:sz="4" w:space="0"/>
+            <w:insideV w:val="single" w:color="auto" w:sz="4" w:space="0"/>
+          </w:tblBorders>
+          <w:tblCellMar>
+            <w:top w:w="0" w:type="dxa"/>
+            <w:left w:w="108" w:type="dxa"/>
+            <w:bottom w:w="0" w:type="dxa"/>
+            <w:right w:w="108" w:type="dxa"/>
+          </w:tblCellMar>
+        </w:tblPrEx>
+        <w:trPr>
+          <w:jc w:val="center"/>
+        </w:trPr>
+        <w:tc>
+          <w:tcPr>
+            <w:tcW w:w="1371" w:type="dxa"/>
+            <w:tcBorders>
+              <w:top w:val="single" w:color="FCFCFC" w:sz="4" w:space="0"/>
+              <w:left w:val="single" w:color="FCFCFC" w:sz="4" w:space="0"/>
+              <w:bottom w:val="single" w:color="DBD792" w:sz="4" w:space="0"/>
+              <w:right w:val="single" w:color="FCFCFC" w:sz="4" w:space="0"/>
+            </w:tcBorders>
+            <w:shd w:val="clear" w:color="auto" w:fill="F0F0F0"/>
+            <w:vAlign w:val="center"/>
+          </w:tcPr>
+          <w:p>
+            <w:pPr>
+              <w:jc w:val="center"/>
+              <w:rPr>
+                <w:rFonts w:hint="eastAsia"/>
+                <w:color w:val="000000"/>
+                <w:vertAlign w:val="baseline"/>
+                <w:lang w:val="en-US" w:eastAsia="zh-CN"/>
+              </w:rPr>
+            </w:pPr>
+          </w:p>
+        </w:tc>
+        <w:tc>
+          <w:tcPr>
+            <w:tcW w:w="2420" w:type="dxa"/>
+            <w:tcBorders>
+              <w:top w:val="single" w:color="FCFCFC" w:sz="4" w:space="0"/>
+              <w:left w:val="single" w:color="FCFCFC" w:sz="4" w:space="0"/>
+              <w:bottom w:val="single" w:color="DBD792" w:sz="4" w:space="0"/>
+              <w:right w:val="single" w:color="FCFCFC" w:sz="4" w:space="0"/>
+            </w:tcBorders>
+            <w:shd w:val="clear" w:color="auto" w:fill="F0F0F0"/>
+            <w:vAlign w:val="center"/>
+          </w:tcPr>
+          <w:p>
+            <w:pPr>
+              <w:jc w:val="center"/>
+              <w:rPr>
+                <w:rFonts w:hint="eastAsia"/>
+                <w:color w:val="000000"/>
+                <w:vertAlign w:val="baseline"/>
+                <w:lang w:val="en-US" w:eastAsia="zh-CN"/>
+              </w:rPr>
+            </w:pPr>
+          </w:p>
+        </w:tc>
+        <w:tc>
+          <w:tcPr>
+            <w:tcW w:w="2196" w:type="dxa"/>
+            <w:tcBorders>
+              <w:top w:val="single" w:color="FCFCFC" w:sz="4" w:space="0"/>
+              <w:left w:val="single" w:color="FCFCFC" w:sz="4" w:space="0"/>
+              <w:bottom w:val="single" w:color="DBD792" w:sz="4" w:space="0"/>
+              <w:right w:val="single" w:color="FCFCFC" w:sz="4" w:space="0"/>
+            </w:tcBorders>
+            <w:shd w:val="clear" w:color="auto" w:fill="F0F0F0"/>
+            <w:vAlign w:val="top"/>
+          </w:tcPr>
+          <w:p>
+            <w:pPr>
+              <w:jc w:val="center"/>
+              <w:rPr>
+                <w:rFonts w:hint="eastAsia"/>
+                <w:color w:val="000000"/>
+                <w:vertAlign w:val="baseline"/>
+                <w:lang w:val="en-US" w:eastAsia="zh-CN"/>
+              </w:rPr>
+            </w:pPr>
+          </w:p>
+        </w:tc>
+        <w:tc>
+          <w:tcPr>
+            <w:tcW w:w="1768" w:type="dxa"/>
+            <w:tcBorders>
+              <w:top w:val="single" w:color="FCFCFC" w:sz="4" w:space="0"/>
+              <w:left w:val="single" w:color="FCFCFC" w:sz="4" w:space="0"/>
+              <w:bottom w:val="single" w:color="DBD792" w:sz="4" w:space="0"/>
+              <w:right w:val="single" w:color="FCFCFC" w:sz="4" w:space="0"/>
+            </w:tcBorders>
+            <w:shd w:val="clear" w:color="auto" w:fill="F0F0F0"/>
+          </w:tcPr>
+          <w:p>
+            <w:pPr>
+              <w:jc w:val="center"/>
+              <w:rPr>
+                <w:rFonts w:hint="eastAsia"/>
+                <w:color w:val="000000"/>
+                <w:vertAlign w:val="baseline"/>
+                <w:lang w:val="en-US" w:eastAsia="zh-CN"/>
+              </w:rPr>
+            </w:pPr>
+          </w:p>
+        </w:tc>
+        <w:tc>
+          <w:tcPr>
+            <w:tcW w:w="811" w:type="dxa"/>
+            <w:tcBorders>
+              <w:top w:val="single" w:color="FCFCFC" w:sz="4" w:space="0"/>
+              <w:left w:val="single" w:color="FCFCFC" w:sz="4" w:space="0"/>
+              <w:bottom w:val="single" w:color="DBD792" w:sz="4" w:space="0"/>
+              <w:right w:val="single" w:color="FCFCFC" w:sz="4" w:space="0"/>
+            </w:tcBorders>
+            <w:shd w:val="clear" w:color="auto" w:fill="F0F0F0"/>
+          </w:tcPr>
+          <w:p>
+            <w:pPr>
+              <w:jc w:val="center"/>
+              <w:rPr>
+                <w:rFonts w:hint="eastAsia"/>
+                <w:color w:val="000000"/>
+                <w:vertAlign w:val="baseline"/>
+                <w:lang w:val="en-US" w:eastAsia="zh-CN"/>
+              </w:rPr>
+            </w:pPr>
+          </w:p>
+        </w:tc>
+      </w:tr>
+      <w:tr>
+        <w:tblPrEx>
+          <w:tblBorders>
+            <w:top w:val="single" w:color="auto" w:sz="4" w:space="0"/>
+            <w:left w:val="single" w:color="auto" w:sz="4" w:space="0"/>
+            <w:bottom w:val="single" w:color="auto" w:sz="4" w:space="0"/>
+            <w:right w:val="single" w:color="auto" w:sz="4" w:space="0"/>
+            <w:insideH w:val="single" w:color="auto" w:sz="4" w:space="0"/>
+            <w:insideV w:val="single" w:color="auto" w:sz="4" w:space="0"/>
+          </w:tblBorders>
+          <w:tblCellMar>
+            <w:top w:w="0" w:type="dxa"/>
+            <w:left w:w="108" w:type="dxa"/>
+            <w:bottom w:w="0" w:type="dxa"/>
+            <w:right w:w="108" w:type="dxa"/>
+          </w:tblCellMar>
+        </w:tblPrEx>
+        <w:trPr>
+          <w:jc w:val="center"/>
+        </w:trPr>
+        <w:tc>
+          <w:tcPr>
+            <w:tcW w:w="1371" w:type="dxa"/>
+            <w:tcBorders>
+              <w:top w:val="single" w:color="FCFCFC" w:sz="4" w:space="0"/>
+              <w:left w:val="single" w:color="FCFCFC" w:sz="4" w:space="0"/>
+              <w:bottom w:val="single" w:color="DBD792" w:sz="4" w:space="0"/>
+              <w:right w:val="single" w:color="FCFCFC" w:sz="4" w:space="0"/>
+            </w:tcBorders>
+            <w:shd w:val="clear" w:color="auto" w:fill="F0F0F0"/>
+            <w:vAlign w:val="center"/>
+          </w:tcPr>
+          <w:p>
+            <w:pPr>
+              <w:jc w:val="center"/>
+              <w:rPr>
+                <w:rFonts w:hint="eastAsia"/>
+                <w:color w:val="000000"/>
+                <w:vertAlign w:val="baseline"/>
+                <w:lang w:val="en-US" w:eastAsia="zh-CN"/>
+              </w:rPr>
+            </w:pPr>
+          </w:p>
+        </w:tc>
+        <w:tc>
+          <w:tcPr>
+            <w:tcW w:w="2420" w:type="dxa"/>
+            <w:tcBorders>
+              <w:top w:val="single" w:color="FCFCFC" w:sz="4" w:space="0"/>
+              <w:left w:val="single" w:color="FCFCFC" w:sz="4" w:space="0"/>
+              <w:bottom w:val="single" w:color="DBD792" w:sz="4" w:space="0"/>
+              <w:right w:val="single" w:color="FCFCFC" w:sz="4" w:space="0"/>
+            </w:tcBorders>
+            <w:shd w:val="clear" w:color="auto" w:fill="F0F0F0"/>
+            <w:vAlign w:val="center"/>
+          </w:tcPr>
+          <w:p>
+            <w:pPr>
+              <w:jc w:val="center"/>
+              <w:rPr>
+                <w:rFonts w:hint="eastAsia"/>
+                <w:color w:val="000000"/>
+                <w:vertAlign w:val="baseline"/>
+                <w:lang w:val="en-US" w:eastAsia="zh-CN"/>
+              </w:rPr>
+            </w:pPr>
+          </w:p>
+        </w:tc>
+        <w:tc>
+          <w:tcPr>
+            <w:tcW w:w="2196" w:type="dxa"/>
+            <w:tcBorders>
+              <w:top w:val="single" w:color="FCFCFC" w:sz="4" w:space="0"/>
+              <w:left w:val="single" w:color="FCFCFC" w:sz="4" w:space="0"/>
+              <w:bottom w:val="single" w:color="DBD792" w:sz="4" w:space="0"/>
+              <w:right w:val="single" w:color="FCFCFC" w:sz="4" w:space="0"/>
+            </w:tcBorders>
+            <w:shd w:val="clear" w:color="auto" w:fill="F0F0F0"/>
+            <w:vAlign w:val="top"/>
+          </w:tcPr>
+          <w:p>
+            <w:pPr>
+              <w:jc w:val="center"/>
+              <w:rPr>
+                <w:rFonts w:hint="eastAsia"/>
+                <w:color w:val="000000"/>
+                <w:vertAlign w:val="baseline"/>
+                <w:lang w:val="en-US" w:eastAsia="zh-CN"/>
+              </w:rPr>
+            </w:pPr>
+          </w:p>
+        </w:tc>
+        <w:tc>
+          <w:tcPr>
+            <w:tcW w:w="1768" w:type="dxa"/>
+            <w:tcBorders>
+              <w:top w:val="single" w:color="FCFCFC" w:sz="4" w:space="0"/>
+              <w:left w:val="single" w:color="FCFCFC" w:sz="4" w:space="0"/>
+              <w:bottom w:val="single" w:color="DBD792" w:sz="4" w:space="0"/>
+              <w:right w:val="single" w:color="FCFCFC" w:sz="4" w:space="0"/>
+            </w:tcBorders>
+            <w:shd w:val="clear" w:color="auto" w:fill="F0F0F0"/>
+          </w:tcPr>
+          <w:p>
+            <w:pPr>
+              <w:jc w:val="center"/>
+              <w:rPr>
+                <w:rFonts w:hint="eastAsia"/>
+                <w:color w:val="000000"/>
+                <w:vertAlign w:val="baseline"/>
+                <w:lang w:val="en-US" w:eastAsia="zh-CN"/>
+              </w:rPr>
+            </w:pPr>
+          </w:p>
+        </w:tc>
+        <w:tc>
+          <w:tcPr>
+            <w:tcW w:w="811" w:type="dxa"/>
+            <w:tcBorders>
+              <w:top w:val="single" w:color="FCFCFC" w:sz="4" w:space="0"/>
+              <w:left w:val="single" w:color="FCFCFC" w:sz="4" w:space="0"/>
+              <w:bottom w:val="single" w:color="DBD792" w:sz="4" w:space="0"/>
+              <w:right w:val="single" w:color="FCFCFC" w:sz="4" w:space="0"/>
+            </w:tcBorders>
+            <w:shd w:val="clear" w:color="auto" w:fill="F0F0F0"/>
+          </w:tcPr>
+          <w:p>
+            <w:pPr>
+              <w:jc w:val="center"/>
+              <w:rPr>
+                <w:rFonts w:hint="eastAsia"/>
+                <w:color w:val="000000"/>
+                <w:vertAlign w:val="baseline"/>
+                <w:lang w:val="en-US" w:eastAsia="zh-CN"/>
+              </w:rPr>
+            </w:pPr>
+          </w:p>
+        </w:tc>
+      </w:tr>
+      <w:tr>
+        <w:tblPrEx>
+          <w:tblCellMar>
+            <w:top w:w="0" w:type="dxa"/>
+            <w:left w:w="108" w:type="dxa"/>
+            <w:bottom w:w="0" w:type="dxa"/>
+            <w:right w:w="108" w:type="dxa"/>
+          </w:tblCellMar>
+        </w:tblPrEx>
+        <w:trPr>
+          <w:jc w:val="center"/>
+        </w:trPr>
+        <w:tc>
+          <w:tcPr>
+            <w:tcW w:w="1371" w:type="dxa"/>
+            <w:tcBorders>
               <w:top w:val="single" w:color="DBD792" w:sz="4" w:space="0"/>
               <w:left w:val="single" w:color="FCFCFC" w:sz="4" w:space="0"/>
               <w:bottom w:val="single" w:color="FCFCFC" w:sz="4" w:space="0"/>
@@ -6008,7 +6942,6 @@
           <w:lang w:eastAsia="zh-CN"/>
         </w:rPr>
       </w:pPr>
-      <w:bookmarkStart w:id="3" w:name="_GoBack"/>
       <w:bookmarkStart w:id="2" w:name="OLE_LINK3"/>
       <w:r>
         <w:rPr>
@@ -6569,6 +7502,7 @@
           </w:p>
         </w:tc>
       </w:tr>
+      <w:bookmarkEnd w:id="2"/>
     </w:tbl>
     <w:p>
       <w:pPr>
@@ -6579,9 +7513,7 @@
           <w:lang w:val="en-US" w:eastAsia="zh-CN"/>
         </w:rPr>
       </w:pPr>
-      <w:bookmarkEnd w:id="2"/>
     </w:p>
-    <w:bookmarkEnd w:id="3"/>
     <w:p>
       <w:pPr>
         <w:pStyle w:val="5"/>
@@ -8661,6 +9593,7 @@
   <w:style w:type="paragraph" w:customStyle="1" w:styleId="18">
     <w:name w:val="稻壳 目录 1"/>
     <w:basedOn w:val="1"/>
+    <w:qFormat/>
     <w:uiPriority w:val="0"/>
     <w:pPr>
       <w:snapToGrid w:val="0"/>
@@ -8674,6 +9607,7 @@
   <w:style w:type="paragraph" w:customStyle="1" w:styleId="19">
     <w:name w:val="稻壳 目录 3"/>
     <w:basedOn w:val="1"/>
+    <w:qFormat/>
     <w:uiPriority w:val="0"/>
     <w:pPr>
       <w:snapToGrid w:val="0"/>
